--- a/01-Modelo de Documentação de Sistema.docx
+++ b/01-Modelo de Documentação de Sistema.docx
@@ -216,12 +216,21 @@
                 <w:szCs w:val="28"/>
               </w:rPr>
             </w:pPr>
+            <w:proofErr w:type="spellStart"/>
             <w:r>
               <w:rPr>
                 <w:sz w:val="28"/>
                 <w:szCs w:val="28"/>
               </w:rPr>
-              <w:t>Kayky Gabriel Silvano Tomé</w:t>
+              <w:t>Kayky</w:t>
+            </w:r>
+            <w:proofErr w:type="spellEnd"/>
+            <w:r>
+              <w:rPr>
+                <w:sz w:val="28"/>
+                <w:szCs w:val="28"/>
+              </w:rPr>
+              <w:t xml:space="preserve"> Gabriel Silvano Tomé</w:t>
             </w:r>
           </w:p>
         </w:tc>
@@ -1268,8 +1277,18 @@
                 <w:sz w:val="24"/>
                 <w:szCs w:val="24"/>
               </w:rPr>
-              <w:t>Onde / por quem o sistema será utilizado?:</w:t>
-            </w:r>
+              <w:t xml:space="preserve">Onde / por quem o sistema será </w:t>
+            </w:r>
+            <w:proofErr w:type="gramStart"/>
+            <w:r>
+              <w:rPr>
+                <w:i/>
+                <w:sz w:val="24"/>
+                <w:szCs w:val="24"/>
+              </w:rPr>
+              <w:t>utilizado?:</w:t>
+            </w:r>
+            <w:proofErr w:type="gramEnd"/>
           </w:p>
           <w:p>
             <w:pPr>
@@ -2315,7 +2334,25 @@
                 <w:sz w:val="24"/>
                 <w:szCs w:val="24"/>
               </w:rPr>
-              <w:t xml:space="preserve">Como a organização / a população / os usuários se comportaria(m) se esse sistema não fosse implementado? </w:t>
+              <w:t xml:space="preserve">Como a organização / a população / os usuários se </w:t>
+            </w:r>
+            <w:proofErr w:type="gramStart"/>
+            <w:r>
+              <w:rPr>
+                <w:i/>
+                <w:sz w:val="24"/>
+                <w:szCs w:val="24"/>
+              </w:rPr>
+              <w:t>comportaria(</w:t>
+            </w:r>
+            <w:proofErr w:type="gramEnd"/>
+            <w:r>
+              <w:rPr>
+                <w:i/>
+                <w:sz w:val="24"/>
+                <w:szCs w:val="24"/>
+              </w:rPr>
+              <w:t xml:space="preserve">m) se esse sistema não fosse implementado? </w:t>
             </w:r>
           </w:p>
           <w:p>
@@ -2824,6 +2861,7 @@
                 <w:szCs w:val="24"/>
               </w:rPr>
             </w:pPr>
+            <w:proofErr w:type="spellStart"/>
             <w:r>
               <w:rPr>
                 <w:i/>
@@ -2831,8 +2869,31 @@
                 <w:sz w:val="24"/>
                 <w:szCs w:val="24"/>
               </w:rPr>
-              <w:t>What – O que? xxxxxx</w:t>
-            </w:r>
+              <w:t>What</w:t>
+            </w:r>
+            <w:proofErr w:type="spellEnd"/>
+            <w:r>
+              <w:rPr>
+                <w:i/>
+                <w:color w:val="FF0000"/>
+                <w:sz w:val="24"/>
+                <w:szCs w:val="24"/>
+              </w:rPr>
+              <w:t xml:space="preserve"> – O que? </w:t>
+            </w:r>
+            <w:proofErr w:type="spellStart"/>
+            <w:proofErr w:type="gramStart"/>
+            <w:r>
+              <w:rPr>
+                <w:i/>
+                <w:color w:val="FF0000"/>
+                <w:sz w:val="24"/>
+                <w:szCs w:val="24"/>
+              </w:rPr>
+              <w:t>xxxxxx</w:t>
+            </w:r>
+            <w:proofErr w:type="spellEnd"/>
+            <w:proofErr w:type="gramEnd"/>
           </w:p>
           <w:p>
             <w:pPr>
@@ -2849,6 +2910,7 @@
                 <w:szCs w:val="24"/>
               </w:rPr>
             </w:pPr>
+            <w:proofErr w:type="spellStart"/>
             <w:r>
               <w:rPr>
                 <w:i/>
@@ -2856,8 +2918,31 @@
                 <w:sz w:val="24"/>
                 <w:szCs w:val="24"/>
               </w:rPr>
-              <w:t>When – Quando? xxxx</w:t>
-            </w:r>
+              <w:t>When</w:t>
+            </w:r>
+            <w:proofErr w:type="spellEnd"/>
+            <w:r>
+              <w:rPr>
+                <w:i/>
+                <w:color w:val="FF0000"/>
+                <w:sz w:val="24"/>
+                <w:szCs w:val="24"/>
+              </w:rPr>
+              <w:t xml:space="preserve"> – Quando? </w:t>
+            </w:r>
+            <w:proofErr w:type="spellStart"/>
+            <w:proofErr w:type="gramStart"/>
+            <w:r>
+              <w:rPr>
+                <w:i/>
+                <w:color w:val="FF0000"/>
+                <w:sz w:val="24"/>
+                <w:szCs w:val="24"/>
+              </w:rPr>
+              <w:t>xxxx</w:t>
+            </w:r>
+            <w:proofErr w:type="spellEnd"/>
+            <w:proofErr w:type="gramEnd"/>
           </w:p>
           <w:p>
             <w:pPr>
@@ -2874,6 +2959,7 @@
                 <w:szCs w:val="24"/>
               </w:rPr>
             </w:pPr>
+            <w:proofErr w:type="spellStart"/>
             <w:r>
               <w:rPr>
                 <w:i/>
@@ -2881,8 +2967,31 @@
                 <w:sz w:val="24"/>
                 <w:szCs w:val="24"/>
               </w:rPr>
-              <w:t>Where – Onde? xxxxxxxx</w:t>
-            </w:r>
+              <w:t>Where</w:t>
+            </w:r>
+            <w:proofErr w:type="spellEnd"/>
+            <w:r>
+              <w:rPr>
+                <w:i/>
+                <w:color w:val="FF0000"/>
+                <w:sz w:val="24"/>
+                <w:szCs w:val="24"/>
+              </w:rPr>
+              <w:t xml:space="preserve"> – Onde? </w:t>
+            </w:r>
+            <w:proofErr w:type="spellStart"/>
+            <w:proofErr w:type="gramStart"/>
+            <w:r>
+              <w:rPr>
+                <w:i/>
+                <w:color w:val="FF0000"/>
+                <w:sz w:val="24"/>
+                <w:szCs w:val="24"/>
+              </w:rPr>
+              <w:t>xxxxxxxx</w:t>
+            </w:r>
+            <w:proofErr w:type="spellEnd"/>
+            <w:proofErr w:type="gramEnd"/>
           </w:p>
           <w:p>
             <w:pPr>
@@ -2906,8 +3015,21 @@
                 <w:sz w:val="24"/>
                 <w:szCs w:val="24"/>
               </w:rPr>
-              <w:t>Who – Quem? xxxxxxxx</w:t>
-            </w:r>
+              <w:t xml:space="preserve">Who – Quem? </w:t>
+            </w:r>
+            <w:proofErr w:type="spellStart"/>
+            <w:proofErr w:type="gramStart"/>
+            <w:r>
+              <w:rPr>
+                <w:i/>
+                <w:color w:val="FF0000"/>
+                <w:sz w:val="24"/>
+                <w:szCs w:val="24"/>
+              </w:rPr>
+              <w:t>xxxxxxxx</w:t>
+            </w:r>
+            <w:proofErr w:type="spellEnd"/>
+            <w:proofErr w:type="gramEnd"/>
           </w:p>
           <w:p>
             <w:pPr>
@@ -2924,6 +3046,7 @@
                 <w:szCs w:val="24"/>
               </w:rPr>
             </w:pPr>
+            <w:proofErr w:type="spellStart"/>
             <w:r>
               <w:rPr>
                 <w:i/>
@@ -2931,8 +3054,31 @@
                 <w:sz w:val="24"/>
                 <w:szCs w:val="24"/>
               </w:rPr>
-              <w:t>Why – Por que? xxxxxxx</w:t>
-            </w:r>
+              <w:t>Why</w:t>
+            </w:r>
+            <w:proofErr w:type="spellEnd"/>
+            <w:r>
+              <w:rPr>
+                <w:i/>
+                <w:color w:val="FF0000"/>
+                <w:sz w:val="24"/>
+                <w:szCs w:val="24"/>
+              </w:rPr>
+              <w:t xml:space="preserve"> – Por que? </w:t>
+            </w:r>
+            <w:proofErr w:type="spellStart"/>
+            <w:proofErr w:type="gramStart"/>
+            <w:r>
+              <w:rPr>
+                <w:i/>
+                <w:color w:val="FF0000"/>
+                <w:sz w:val="24"/>
+                <w:szCs w:val="24"/>
+              </w:rPr>
+              <w:t>xxxxxxx</w:t>
+            </w:r>
+            <w:proofErr w:type="spellEnd"/>
+            <w:proofErr w:type="gramEnd"/>
           </w:p>
           <w:p>
             <w:pPr>
@@ -2949,6 +3095,7 @@
                 <w:szCs w:val="24"/>
               </w:rPr>
             </w:pPr>
+            <w:proofErr w:type="spellStart"/>
             <w:r>
               <w:rPr>
                 <w:i/>
@@ -2956,8 +3103,31 @@
                 <w:sz w:val="24"/>
                 <w:szCs w:val="24"/>
               </w:rPr>
-              <w:t>How – Como? xxxxxxxx</w:t>
-            </w:r>
+              <w:t>How</w:t>
+            </w:r>
+            <w:proofErr w:type="spellEnd"/>
+            <w:r>
+              <w:rPr>
+                <w:i/>
+                <w:color w:val="FF0000"/>
+                <w:sz w:val="24"/>
+                <w:szCs w:val="24"/>
+              </w:rPr>
+              <w:t xml:space="preserve"> – Como? </w:t>
+            </w:r>
+            <w:proofErr w:type="spellStart"/>
+            <w:proofErr w:type="gramStart"/>
+            <w:r>
+              <w:rPr>
+                <w:i/>
+                <w:color w:val="FF0000"/>
+                <w:sz w:val="24"/>
+                <w:szCs w:val="24"/>
+              </w:rPr>
+              <w:t>xxxxxxxx</w:t>
+            </w:r>
+            <w:proofErr w:type="spellEnd"/>
+            <w:proofErr w:type="gramEnd"/>
           </w:p>
           <w:p>
             <w:pPr>
@@ -2974,6 +3144,7 @@
                 <w:szCs w:val="24"/>
               </w:rPr>
             </w:pPr>
+            <w:proofErr w:type="spellStart"/>
             <w:r>
               <w:rPr>
                 <w:i/>
@@ -2981,7 +3152,37 @@
                 <w:sz w:val="24"/>
                 <w:szCs w:val="24"/>
               </w:rPr>
-              <w:t>How much – Quanto custará? R$ 9999999</w:t>
+              <w:t>How</w:t>
+            </w:r>
+            <w:proofErr w:type="spellEnd"/>
+            <w:r>
+              <w:rPr>
+                <w:i/>
+                <w:color w:val="FF0000"/>
+                <w:sz w:val="24"/>
+                <w:szCs w:val="24"/>
+              </w:rPr>
+              <w:t xml:space="preserve"> </w:t>
+            </w:r>
+            <w:proofErr w:type="spellStart"/>
+            <w:r>
+              <w:rPr>
+                <w:i/>
+                <w:color w:val="FF0000"/>
+                <w:sz w:val="24"/>
+                <w:szCs w:val="24"/>
+              </w:rPr>
+              <w:t>much</w:t>
+            </w:r>
+            <w:proofErr w:type="spellEnd"/>
+            <w:r>
+              <w:rPr>
+                <w:i/>
+                <w:color w:val="FF0000"/>
+                <w:sz w:val="24"/>
+                <w:szCs w:val="24"/>
+              </w:rPr>
+              <w:t xml:space="preserve"> – Quanto custará? R$ 9999999</w:t>
             </w:r>
           </w:p>
           <w:p>
@@ -3028,6 +3229,7 @@
                 <w:szCs w:val="24"/>
               </w:rPr>
             </w:pPr>
+            <w:proofErr w:type="gramStart"/>
             <w:r>
               <w:rPr>
                 <w:i/>
@@ -3037,6 +3239,7 @@
               </w:rPr>
               <w:t>xxxxxxxxxxxxxxxxxxxxxxxxxxxxxxxxxxxxxxxxxxxxxxxxxxxxxxxxxxxxxxxxxxxxxxxxxxxxxxxxxxxxxxxxxxxxxxxxxxxxxxxxxxxxxxxxxxxxxxxxxxxxxxxxxxxxxxxxxxxxxxxxxxxxxxxxxxxxxxxxxxxxxxxxxxxxxxxxxxxxxxxxxxxxxxxxxxxxxxxxxxxxxxxxxxxxxxxxxxxxxxxxxxxxxxxxxxxxxxxxxxxxxxxxxxxxxxxxxxxxxxxxxxxxxxxxxxxxxxxxxxxxxxxxxxxxxxxxxxxxxxxxxxxxxxxxxxxx</w:t>
             </w:r>
+            <w:proofErr w:type="gramEnd"/>
           </w:p>
           <w:p>
             <w:pPr>
@@ -4513,7 +4716,6 @@
               <w:rPr>
                 <w:i/>
                 <w:iCs/>
-                <w:color w:val="FF0000"/>
                 <w:sz w:val="24"/>
                 <w:szCs w:val="24"/>
               </w:rPr>
@@ -4522,7 +4724,6 @@
               <w:rPr>
                 <w:i/>
                 <w:iCs/>
-                <w:color w:val="FF0000"/>
                 <w:sz w:val="24"/>
                 <w:szCs w:val="24"/>
               </w:rPr>
@@ -4799,7 +5000,6 @@
               <w:rPr>
                 <w:b/>
                 <w:i/>
-                <w:color w:val="FF0000"/>
                 <w:sz w:val="24"/>
               </w:rPr>
               <w:t>O CADASTRO DEVE TER CRIPTOGRAFIA</w:t>
@@ -4868,7 +5068,6 @@
         <w:sdt>
           <w:sdtPr>
             <w:rPr>
-              <w:color w:val="808080"/>
               <w:sz w:val="24"/>
               <w:szCs w:val="24"/>
             </w:rPr>
@@ -4901,7 +5100,6 @@
                 </w:pPr>
                 <w:r>
                   <w:rPr>
-                    <w:color w:val="808080"/>
                     <w:sz w:val="24"/>
                     <w:szCs w:val="24"/>
                   </w:rPr>
@@ -4962,7 +5160,6 @@
               <w:rPr>
                 <w:b/>
                 <w:i/>
-                <w:color w:val="FF0000"/>
                 <w:sz w:val="24"/>
               </w:rPr>
               <w:t xml:space="preserve">O CADASTRO DEVE SER SEGURO </w:t>
@@ -5031,7 +5228,6 @@
         <w:sdt>
           <w:sdtPr>
             <w:rPr>
-              <w:color w:val="808080"/>
               <w:sz w:val="24"/>
               <w:szCs w:val="24"/>
             </w:rPr>
@@ -5064,7 +5260,6 @@
                 </w:pPr>
                 <w:r>
                   <w:rPr>
-                    <w:color w:val="808080"/>
                     <w:sz w:val="24"/>
                     <w:szCs w:val="24"/>
                   </w:rPr>
@@ -5125,7 +5320,6 @@
               <w:rPr>
                 <w:b/>
                 <w:i/>
-                <w:color w:val="FF0000"/>
                 <w:sz w:val="24"/>
               </w:rPr>
               <w:t>O CADASTRO DEVE ESTAR EM CONFORMIDADE COM A LGPD</w:t>
@@ -5194,7 +5388,6 @@
         <w:sdt>
           <w:sdtPr>
             <w:rPr>
-              <w:color w:val="808080"/>
               <w:sz w:val="24"/>
               <w:szCs w:val="24"/>
             </w:rPr>
@@ -5227,7 +5420,6 @@
                 </w:pPr>
                 <w:r>
                   <w:rPr>
-                    <w:color w:val="808080"/>
                     <w:sz w:val="24"/>
                     <w:szCs w:val="24"/>
                   </w:rPr>
@@ -5281,11 +5473,13 @@
             <w:pPr>
               <w:spacing w:before="120" w:after="0" w:line="240" w:lineRule="auto"/>
               <w:rPr>
-                <w:sz w:val="24"/>
-              </w:rPr>
-            </w:pPr>
-            <w:r>
-              <w:rPr>
+                <w:b/>
+                <w:sz w:val="24"/>
+              </w:rPr>
+            </w:pPr>
+            <w:r>
+              <w:rPr>
+                <w:b/>
                 <w:sz w:val="24"/>
               </w:rPr>
               <w:t>DEVE ESTAR CONECTADO A INTERNET</w:t>
@@ -5354,7 +5548,6 @@
         <w:sdt>
           <w:sdtPr>
             <w:rPr>
-              <w:color w:val="808080"/>
               <w:sz w:val="24"/>
               <w:szCs w:val="24"/>
             </w:rPr>
@@ -5387,7 +5580,6 @@
                 </w:pPr>
                 <w:r>
                   <w:rPr>
-                    <w:color w:val="808080"/>
                     <w:sz w:val="24"/>
                     <w:szCs w:val="24"/>
                   </w:rPr>
@@ -5498,6 +5690,7 @@
                 <w:r>
                   <w:rPr>
                     <w:rStyle w:val="TextodoEspaoReservado"/>
+                    <w:color w:val="auto"/>
                   </w:rPr>
                   <w:t>Escolher um item.</w:t>
                 </w:r>
@@ -5508,7 +5701,6 @@
         <w:sdt>
           <w:sdtPr>
             <w:rPr>
-              <w:color w:val="808080"/>
               <w:sz w:val="24"/>
               <w:szCs w:val="24"/>
             </w:rPr>
@@ -5543,6 +5735,7 @@
                 <w:r>
                   <w:rPr>
                     <w:rStyle w:val="TextodoEspaoReservado"/>
+                    <w:color w:val="auto"/>
                   </w:rPr>
                   <w:t>Escolher um item.</w:t>
                 </w:r>
@@ -5724,7 +5917,6 @@
             <w:r>
               <w:rPr>
                 <w:i/>
-                <w:color w:val="FF0000"/>
                 <w:sz w:val="24"/>
               </w:rPr>
               <w:t xml:space="preserve">O USUARIO DEVERA LOGAR PREVIAMENTE EM SUA CONTA COM CPF E SENHA E ACEITAR OS TERMOS PARA O ACESSO AO APLICATIVO SER LIBERADO. </w:t>
@@ -5928,11 +6120,13 @@
             <w:pPr>
               <w:spacing w:before="120" w:after="0" w:line="240" w:lineRule="auto"/>
               <w:rPr>
-                <w:sz w:val="24"/>
-              </w:rPr>
-            </w:pPr>
-            <w:r>
-              <w:rPr>
+                <w:b/>
+                <w:sz w:val="24"/>
+              </w:rPr>
+            </w:pPr>
+            <w:r>
+              <w:rPr>
+                <w:b/>
                 <w:sz w:val="24"/>
               </w:rPr>
               <w:t>DEVE ESTAR LOGADO A INTERNET</w:t>
@@ -5942,6 +6136,7 @@
         <w:sdt>
           <w:sdtPr>
             <w:rPr>
+              <w:b/>
               <w:sz w:val="24"/>
             </w:rPr>
             <w:id w:val="1966081562"/>
@@ -5983,11 +6178,13 @@
                 <w:pPr>
                   <w:spacing w:before="120" w:after="0" w:line="240" w:lineRule="auto"/>
                   <w:rPr>
+                    <w:b/>
                     <w:sz w:val="24"/>
                   </w:rPr>
                 </w:pPr>
                 <w:r>
                   <w:rPr>
+                    <w:b/>
                     <w:sz w:val="24"/>
                   </w:rPr>
                   <w:t>Disponibilidade</w:t>
@@ -5999,7 +6196,7 @@
         <w:sdt>
           <w:sdtPr>
             <w:rPr>
-              <w:color w:val="808080"/>
+              <w:b/>
               <w:sz w:val="24"/>
             </w:rPr>
             <w:id w:val="-1158064955"/>
@@ -6026,12 +6223,13 @@
                 <w:pPr>
                   <w:spacing w:before="120" w:after="0" w:line="240" w:lineRule="auto"/>
                   <w:rPr>
+                    <w:b/>
                     <w:sz w:val="24"/>
                   </w:rPr>
                 </w:pPr>
                 <w:r>
                   <w:rPr>
-                    <w:color w:val="808080"/>
+                    <w:b/>
                     <w:sz w:val="24"/>
                   </w:rPr>
                   <w:t>Obrigatório</w:t>
@@ -6084,11 +6282,13 @@
             <w:pPr>
               <w:spacing w:before="120" w:after="0" w:line="240" w:lineRule="auto"/>
               <w:rPr>
-                <w:sz w:val="24"/>
-              </w:rPr>
-            </w:pPr>
-            <w:r>
-              <w:rPr>
+                <w:b/>
+                <w:sz w:val="24"/>
+              </w:rPr>
+            </w:pPr>
+            <w:r>
+              <w:rPr>
+                <w:b/>
                 <w:sz w:val="24"/>
               </w:rPr>
               <w:t>5 TENTATIVAS DE LOGUIM VAI PARA REDEFINIÇÃO DE SENHA AUTOMATICO</w:t>
@@ -6098,6 +6298,7 @@
         <w:sdt>
           <w:sdtPr>
             <w:rPr>
+              <w:b/>
               <w:sz w:val="24"/>
             </w:rPr>
             <w:id w:val="-351031984"/>
@@ -6139,11 +6340,13 @@
                 <w:pPr>
                   <w:spacing w:before="120" w:after="0" w:line="240" w:lineRule="auto"/>
                   <w:rPr>
+                    <w:b/>
                     <w:sz w:val="24"/>
                   </w:rPr>
                 </w:pPr>
                 <w:r>
                   <w:rPr>
+                    <w:b/>
                     <w:sz w:val="24"/>
                   </w:rPr>
                   <w:t>Padrão</w:t>
@@ -6155,7 +6358,7 @@
         <w:sdt>
           <w:sdtPr>
             <w:rPr>
-              <w:color w:val="808080"/>
+              <w:b/>
               <w:sz w:val="24"/>
             </w:rPr>
             <w:id w:val="1785838748"/>
@@ -6182,12 +6385,13 @@
                 <w:pPr>
                   <w:spacing w:before="120" w:after="0" w:line="240" w:lineRule="auto"/>
                   <w:rPr>
+                    <w:b/>
                     <w:sz w:val="24"/>
                   </w:rPr>
                 </w:pPr>
                 <w:r>
                   <w:rPr>
-                    <w:color w:val="808080"/>
+                    <w:b/>
                     <w:sz w:val="24"/>
                   </w:rPr>
                   <w:t>Obrigatório</w:t>
@@ -6240,6 +6444,7 @@
             <w:pPr>
               <w:spacing w:before="120" w:after="0" w:line="240" w:lineRule="auto"/>
               <w:rPr>
+                <w:b/>
                 <w:sz w:val="24"/>
               </w:rPr>
             </w:pPr>
@@ -6248,6 +6453,7 @@
         <w:sdt>
           <w:sdtPr>
             <w:rPr>
+              <w:b/>
               <w:sz w:val="24"/>
             </w:rPr>
             <w:id w:val="-389959902"/>
@@ -6290,12 +6496,15 @@
                 <w:pPr>
                   <w:spacing w:before="120" w:after="0" w:line="240" w:lineRule="auto"/>
                   <w:rPr>
+                    <w:b/>
                     <w:sz w:val="24"/>
                   </w:rPr>
                 </w:pPr>
                 <w:r>
                   <w:rPr>
                     <w:rStyle w:val="TextodoEspaoReservado"/>
+                    <w:b/>
+                    <w:color w:val="auto"/>
                   </w:rPr>
                   <w:t>Escolher um item.</w:t>
                 </w:r>
@@ -6306,7 +6515,7 @@
         <w:sdt>
           <w:sdtPr>
             <w:rPr>
-              <w:color w:val="808080"/>
+              <w:b/>
               <w:sz w:val="24"/>
             </w:rPr>
             <w:id w:val="546805178"/>
@@ -6334,12 +6543,15 @@
                 <w:pPr>
                   <w:spacing w:before="120" w:after="0" w:line="240" w:lineRule="auto"/>
                   <w:rPr>
+                    <w:b/>
                     <w:sz w:val="24"/>
                   </w:rPr>
                 </w:pPr>
                 <w:r>
                   <w:rPr>
                     <w:rStyle w:val="TextodoEspaoReservado"/>
+                    <w:b/>
+                    <w:color w:val="auto"/>
                   </w:rPr>
                   <w:t>Escolher um item.</w:t>
                 </w:r>
@@ -6391,6 +6603,7 @@
             <w:pPr>
               <w:spacing w:before="120" w:after="0" w:line="240" w:lineRule="auto"/>
               <w:rPr>
+                <w:b/>
                 <w:sz w:val="24"/>
               </w:rPr>
             </w:pPr>
@@ -6399,6 +6612,7 @@
         <w:sdt>
           <w:sdtPr>
             <w:rPr>
+              <w:b/>
               <w:sz w:val="24"/>
             </w:rPr>
             <w:id w:val="-1398357767"/>
@@ -6441,12 +6655,15 @@
                 <w:pPr>
                   <w:spacing w:before="120" w:after="0" w:line="240" w:lineRule="auto"/>
                   <w:rPr>
+                    <w:b/>
                     <w:sz w:val="24"/>
                   </w:rPr>
                 </w:pPr>
                 <w:r>
                   <w:rPr>
                     <w:rStyle w:val="TextodoEspaoReservado"/>
+                    <w:b/>
+                    <w:color w:val="auto"/>
                   </w:rPr>
                   <w:t>Escolher um item.</w:t>
                 </w:r>
@@ -6457,7 +6674,7 @@
         <w:sdt>
           <w:sdtPr>
             <w:rPr>
-              <w:color w:val="808080"/>
+              <w:b/>
               <w:sz w:val="24"/>
             </w:rPr>
             <w:id w:val="1860315183"/>
@@ -6485,12 +6702,15 @@
                 <w:pPr>
                   <w:spacing w:before="120" w:after="0" w:line="240" w:lineRule="auto"/>
                   <w:rPr>
+                    <w:b/>
                     <w:sz w:val="24"/>
                   </w:rPr>
                 </w:pPr>
                 <w:r>
                   <w:rPr>
                     <w:rStyle w:val="TextodoEspaoReservado"/>
+                    <w:b/>
+                    <w:color w:val="auto"/>
                   </w:rPr>
                   <w:t>Escolher um item.</w:t>
                 </w:r>
@@ -6542,6 +6762,7 @@
             <w:pPr>
               <w:spacing w:before="120" w:after="0" w:line="240" w:lineRule="auto"/>
               <w:rPr>
+                <w:b/>
                 <w:sz w:val="24"/>
               </w:rPr>
             </w:pPr>
@@ -6550,6 +6771,7 @@
         <w:sdt>
           <w:sdtPr>
             <w:rPr>
+              <w:b/>
               <w:sz w:val="24"/>
             </w:rPr>
             <w:id w:val="-1532868381"/>
@@ -6592,12 +6814,15 @@
                 <w:pPr>
                   <w:spacing w:before="120" w:after="0" w:line="240" w:lineRule="auto"/>
                   <w:rPr>
+                    <w:b/>
                     <w:sz w:val="24"/>
                   </w:rPr>
                 </w:pPr>
                 <w:r>
                   <w:rPr>
                     <w:rStyle w:val="TextodoEspaoReservado"/>
+                    <w:b/>
+                    <w:color w:val="auto"/>
                   </w:rPr>
                   <w:t>Escolher um item.</w:t>
                 </w:r>
@@ -6608,7 +6833,7 @@
         <w:sdt>
           <w:sdtPr>
             <w:rPr>
-              <w:color w:val="808080"/>
+              <w:b/>
               <w:sz w:val="24"/>
             </w:rPr>
             <w:id w:val="-402223752"/>
@@ -6636,12 +6861,15 @@
                 <w:pPr>
                   <w:spacing w:before="120" w:after="0" w:line="240" w:lineRule="auto"/>
                   <w:rPr>
+                    <w:b/>
                     <w:sz w:val="24"/>
                   </w:rPr>
                 </w:pPr>
                 <w:r>
                   <w:rPr>
                     <w:rStyle w:val="TextodoEspaoReservado"/>
+                    <w:b/>
+                    <w:color w:val="auto"/>
                   </w:rPr>
                   <w:t>Escolher um item.</w:t>
                 </w:r>
@@ -6651,12 +6879,24 @@
         </w:sdt>
       </w:tr>
     </w:tbl>
-    <w:p/>
+    <w:p>
+      <w:pPr>
+        <w:rPr>
+          <w:b/>
+        </w:rPr>
+      </w:pPr>
+    </w:p>
     <w:p>
       <w:pPr>
         <w:spacing w:after="0" w:line="240" w:lineRule="auto"/>
+        <w:rPr>
+          <w:b/>
+        </w:rPr>
       </w:pPr>
       <w:r>
+        <w:rPr>
+          <w:b/>
+        </w:rPr>
         <w:br w:type="page"/>
       </w:r>
     </w:p>
@@ -6759,12 +6999,14 @@
             <w:pPr>
               <w:spacing w:before="120" w:after="120" w:line="240" w:lineRule="auto"/>
               <w:rPr>
-                <w:i/>
-                <w:sz w:val="24"/>
-              </w:rPr>
-            </w:pPr>
-            <w:r>
-              <w:rPr>
+                <w:b/>
+                <w:i/>
+                <w:sz w:val="24"/>
+              </w:rPr>
+            </w:pPr>
+            <w:r>
+              <w:rPr>
+                <w:b/>
                 <w:i/>
                 <w:sz w:val="24"/>
               </w:rPr>
@@ -6825,13 +7067,14 @@
             <w:pPr>
               <w:spacing w:before="120" w:after="0" w:line="240" w:lineRule="auto"/>
               <w:rPr>
-                <w:sz w:val="24"/>
-              </w:rPr>
-            </w:pPr>
-            <w:r>
-              <w:rPr>
-                <w:i/>
-                <w:color w:val="FF0000"/>
+                <w:b/>
+                <w:sz w:val="24"/>
+              </w:rPr>
+            </w:pPr>
+            <w:r>
+              <w:rPr>
+                <w:b/>
+                <w:i/>
                 <w:sz w:val="24"/>
               </w:rPr>
               <w:t>O USUARIO DEVERAR CADASTRAR A CHAVE PIX PARA PODER RECEBER PAGAMENTOS VIA PIX MAIS RAPIDO, OU DEPOSITAR O DINHEIRO COM FORMAS PADRÇAO INDO ATÉ UMA AGENCIA BANCARIA OU LOTERIA COM OS DADOS DA CONTA.</w:t>
@@ -6841,6 +7084,7 @@
             <w:pPr>
               <w:spacing w:before="120" w:after="0" w:line="240" w:lineRule="auto"/>
               <w:rPr>
+                <w:b/>
                 <w:sz w:val="24"/>
               </w:rPr>
             </w:pPr>
@@ -6849,6 +7093,7 @@
             <w:pPr>
               <w:spacing w:before="120" w:after="0" w:line="240" w:lineRule="auto"/>
               <w:rPr>
+                <w:b/>
                 <w:sz w:val="24"/>
               </w:rPr>
             </w:pPr>
@@ -6857,6 +7102,7 @@
             <w:pPr>
               <w:spacing w:before="120" w:after="0" w:line="240" w:lineRule="auto"/>
               <w:rPr>
+                <w:b/>
                 <w:sz w:val="24"/>
               </w:rPr>
             </w:pPr>
@@ -7035,11 +7281,13 @@
             <w:pPr>
               <w:spacing w:before="120" w:after="0" w:line="240" w:lineRule="auto"/>
               <w:rPr>
-                <w:sz w:val="24"/>
-              </w:rPr>
-            </w:pPr>
-            <w:r>
-              <w:rPr>
+                <w:b/>
+                <w:sz w:val="24"/>
+              </w:rPr>
+            </w:pPr>
+            <w:r>
+              <w:rPr>
+                <w:b/>
                 <w:sz w:val="24"/>
               </w:rPr>
               <w:t>DEVE ESTAR LOGADO A INTERNET</w:t>
@@ -7049,6 +7297,7 @@
         <w:sdt>
           <w:sdtPr>
             <w:rPr>
+              <w:b/>
               <w:sz w:val="24"/>
             </w:rPr>
             <w:id w:val="-991178305"/>
@@ -7090,11 +7339,13 @@
                 <w:pPr>
                   <w:spacing w:before="120" w:after="0" w:line="240" w:lineRule="auto"/>
                   <w:rPr>
+                    <w:b/>
                     <w:sz w:val="24"/>
                   </w:rPr>
                 </w:pPr>
                 <w:r>
                   <w:rPr>
+                    <w:b/>
                     <w:sz w:val="24"/>
                   </w:rPr>
                   <w:t>Disponibilidade</w:t>
@@ -7106,7 +7357,7 @@
         <w:sdt>
           <w:sdtPr>
             <w:rPr>
-              <w:color w:val="808080"/>
+              <w:b/>
               <w:sz w:val="24"/>
             </w:rPr>
             <w:id w:val="-875232936"/>
@@ -7133,12 +7384,13 @@
                 <w:pPr>
                   <w:spacing w:before="120" w:after="0" w:line="240" w:lineRule="auto"/>
                   <w:rPr>
+                    <w:b/>
                     <w:sz w:val="24"/>
                   </w:rPr>
                 </w:pPr>
                 <w:r>
                   <w:rPr>
-                    <w:color w:val="808080"/>
+                    <w:b/>
                     <w:sz w:val="24"/>
                   </w:rPr>
                   <w:t>Obrigatório</w:t>
@@ -7191,11 +7443,13 @@
             <w:pPr>
               <w:spacing w:before="120" w:after="0" w:line="240" w:lineRule="auto"/>
               <w:rPr>
-                <w:sz w:val="24"/>
-              </w:rPr>
-            </w:pPr>
-            <w:r>
-              <w:rPr>
+                <w:b/>
+                <w:sz w:val="24"/>
+              </w:rPr>
+            </w:pPr>
+            <w:r>
+              <w:rPr>
+                <w:b/>
                 <w:sz w:val="24"/>
               </w:rPr>
               <w:t>A CHAVE DEVE CONTER NO MINIMO 10 CARACTERES</w:t>
@@ -7205,6 +7459,7 @@
         <w:sdt>
           <w:sdtPr>
             <w:rPr>
+              <w:b/>
               <w:sz w:val="24"/>
             </w:rPr>
             <w:id w:val="-1885173104"/>
@@ -7246,11 +7501,13 @@
                 <w:pPr>
                   <w:spacing w:before="120" w:after="0" w:line="240" w:lineRule="auto"/>
                   <w:rPr>
+                    <w:b/>
                     <w:sz w:val="24"/>
                   </w:rPr>
                 </w:pPr>
                 <w:r>
                   <w:rPr>
+                    <w:b/>
                     <w:sz w:val="24"/>
                   </w:rPr>
                   <w:t>Segurança</w:t>
@@ -7262,7 +7519,7 @@
         <w:sdt>
           <w:sdtPr>
             <w:rPr>
-              <w:color w:val="808080"/>
+              <w:b/>
               <w:sz w:val="24"/>
             </w:rPr>
             <w:id w:val="121811383"/>
@@ -7289,12 +7546,13 @@
                 <w:pPr>
                   <w:spacing w:before="120" w:after="0" w:line="240" w:lineRule="auto"/>
                   <w:rPr>
+                    <w:b/>
                     <w:sz w:val="24"/>
                   </w:rPr>
                 </w:pPr>
                 <w:r>
                   <w:rPr>
-                    <w:color w:val="808080"/>
+                    <w:b/>
                     <w:sz w:val="24"/>
                   </w:rPr>
                   <w:t>Obrigatório</w:t>
@@ -7347,6 +7605,7 @@
             <w:pPr>
               <w:spacing w:before="120" w:after="0" w:line="240" w:lineRule="auto"/>
               <w:rPr>
+                <w:b/>
                 <w:sz w:val="24"/>
               </w:rPr>
             </w:pPr>
@@ -7355,6 +7614,7 @@
         <w:sdt>
           <w:sdtPr>
             <w:rPr>
+              <w:b/>
               <w:sz w:val="24"/>
             </w:rPr>
             <w:id w:val="-1184426094"/>
@@ -7396,11 +7656,13 @@
                 <w:pPr>
                   <w:spacing w:before="120" w:after="0" w:line="240" w:lineRule="auto"/>
                   <w:rPr>
+                    <w:b/>
                     <w:sz w:val="24"/>
                   </w:rPr>
                 </w:pPr>
                 <w:r>
                   <w:rPr>
+                    <w:b/>
                     <w:sz w:val="24"/>
                   </w:rPr>
                   <w:t>Acessibilidade</w:t>
@@ -7412,7 +7674,7 @@
         <w:sdt>
           <w:sdtPr>
             <w:rPr>
-              <w:color w:val="808080"/>
+              <w:b/>
               <w:sz w:val="24"/>
             </w:rPr>
             <w:id w:val="-908383082"/>
@@ -7439,12 +7701,13 @@
                 <w:pPr>
                   <w:spacing w:before="120" w:after="0" w:line="240" w:lineRule="auto"/>
                   <w:rPr>
+                    <w:b/>
                     <w:sz w:val="24"/>
                   </w:rPr>
                 </w:pPr>
                 <w:r>
                   <w:rPr>
-                    <w:color w:val="808080"/>
+                    <w:b/>
                     <w:sz w:val="24"/>
                   </w:rPr>
                   <w:t>Desejável</w:t>
@@ -7497,6 +7760,7 @@
             <w:pPr>
               <w:spacing w:before="120" w:after="0" w:line="240" w:lineRule="auto"/>
               <w:rPr>
+                <w:b/>
                 <w:sz w:val="24"/>
               </w:rPr>
             </w:pPr>
@@ -7505,6 +7769,7 @@
         <w:sdt>
           <w:sdtPr>
             <w:rPr>
+              <w:b/>
               <w:sz w:val="24"/>
             </w:rPr>
             <w:id w:val="-1819406228"/>
@@ -7547,12 +7812,15 @@
                 <w:pPr>
                   <w:spacing w:before="120" w:after="0" w:line="240" w:lineRule="auto"/>
                   <w:rPr>
+                    <w:b/>
                     <w:sz w:val="24"/>
                   </w:rPr>
                 </w:pPr>
                 <w:r>
                   <w:rPr>
                     <w:rStyle w:val="TextodoEspaoReservado"/>
+                    <w:b/>
+                    <w:color w:val="auto"/>
                   </w:rPr>
                   <w:t>Escolher um item.</w:t>
                 </w:r>
@@ -7563,7 +7831,7 @@
         <w:sdt>
           <w:sdtPr>
             <w:rPr>
-              <w:color w:val="808080"/>
+              <w:b/>
               <w:sz w:val="24"/>
             </w:rPr>
             <w:id w:val="-881165907"/>
@@ -7591,12 +7859,15 @@
                 <w:pPr>
                   <w:spacing w:before="120" w:after="0" w:line="240" w:lineRule="auto"/>
                   <w:rPr>
+                    <w:b/>
                     <w:sz w:val="24"/>
                   </w:rPr>
                 </w:pPr>
                 <w:r>
                   <w:rPr>
                     <w:rStyle w:val="TextodoEspaoReservado"/>
+                    <w:b/>
+                    <w:color w:val="auto"/>
                   </w:rPr>
                   <w:t>Escolher um item.</w:t>
                 </w:r>
@@ -7648,6 +7919,7 @@
             <w:pPr>
               <w:spacing w:before="120" w:after="0" w:line="240" w:lineRule="auto"/>
               <w:rPr>
+                <w:b/>
                 <w:sz w:val="24"/>
               </w:rPr>
             </w:pPr>
@@ -7656,6 +7928,7 @@
         <w:sdt>
           <w:sdtPr>
             <w:rPr>
+              <w:b/>
               <w:sz w:val="24"/>
             </w:rPr>
             <w:id w:val="-900130408"/>
@@ -7698,12 +7971,15 @@
                 <w:pPr>
                   <w:spacing w:before="120" w:after="0" w:line="240" w:lineRule="auto"/>
                   <w:rPr>
+                    <w:b/>
                     <w:sz w:val="24"/>
                   </w:rPr>
                 </w:pPr>
                 <w:r>
                   <w:rPr>
                     <w:rStyle w:val="TextodoEspaoReservado"/>
+                    <w:b/>
+                    <w:color w:val="auto"/>
                   </w:rPr>
                   <w:t>Escolher um item.</w:t>
                 </w:r>
@@ -7714,7 +7990,7 @@
         <w:sdt>
           <w:sdtPr>
             <w:rPr>
-              <w:color w:val="808080"/>
+              <w:b/>
               <w:sz w:val="24"/>
             </w:rPr>
             <w:id w:val="-922420483"/>
@@ -7742,12 +8018,15 @@
                 <w:pPr>
                   <w:spacing w:before="120" w:after="0" w:line="240" w:lineRule="auto"/>
                   <w:rPr>
+                    <w:b/>
                     <w:sz w:val="24"/>
                   </w:rPr>
                 </w:pPr>
                 <w:r>
                   <w:rPr>
                     <w:rStyle w:val="TextodoEspaoReservado"/>
+                    <w:b/>
+                    <w:color w:val="auto"/>
                   </w:rPr>
                   <w:t>Escolher um item.</w:t>
                 </w:r>
@@ -7760,8 +8039,14 @@
     <w:p>
       <w:pPr>
         <w:spacing w:after="0" w:line="240" w:lineRule="auto"/>
+        <w:rPr>
+          <w:b/>
+        </w:rPr>
       </w:pPr>
       <w:r>
+        <w:rPr>
+          <w:b/>
+        </w:rPr>
         <w:br w:type="page"/>
       </w:r>
     </w:p>
@@ -7864,12 +8149,14 @@
             <w:pPr>
               <w:spacing w:before="120" w:after="120" w:line="240" w:lineRule="auto"/>
               <w:rPr>
-                <w:i/>
-                <w:sz w:val="24"/>
-              </w:rPr>
-            </w:pPr>
-            <w:r>
-              <w:rPr>
+                <w:b/>
+                <w:i/>
+                <w:sz w:val="24"/>
+              </w:rPr>
+            </w:pPr>
+            <w:r>
+              <w:rPr>
+                <w:b/>
                 <w:i/>
                 <w:sz w:val="24"/>
               </w:rPr>
@@ -7930,15 +8217,15 @@
             <w:pPr>
               <w:spacing w:before="120" w:after="0" w:line="240" w:lineRule="auto"/>
               <w:rPr>
-                <w:i/>
-                <w:color w:val="FF0000"/>
-                <w:sz w:val="24"/>
-              </w:rPr>
-            </w:pPr>
-            <w:r>
-              <w:rPr>
-                <w:i/>
-                <w:color w:val="FF0000"/>
+                <w:b/>
+                <w:i/>
+                <w:sz w:val="24"/>
+              </w:rPr>
+            </w:pPr>
+            <w:r>
+              <w:rPr>
+                <w:b/>
+                <w:i/>
                 <w:sz w:val="24"/>
               </w:rPr>
               <w:t>O USUARIO TERA A OPÇÃO DE FAZER O PAMAENTO DE UMA CONTA POR PIX, DEBITO, CREDITO ATÉ 5X SEM JUROS</w:t>
@@ -7948,6 +8235,7 @@
             <w:pPr>
               <w:spacing w:before="120" w:after="0" w:line="240" w:lineRule="auto"/>
               <w:rPr>
+                <w:b/>
                 <w:sz w:val="24"/>
               </w:rPr>
             </w:pPr>
@@ -7956,6 +8244,7 @@
             <w:pPr>
               <w:spacing w:before="120" w:after="0" w:line="240" w:lineRule="auto"/>
               <w:rPr>
+                <w:b/>
                 <w:sz w:val="24"/>
               </w:rPr>
             </w:pPr>
@@ -7964,6 +8253,7 @@
             <w:pPr>
               <w:spacing w:before="120" w:after="0" w:line="240" w:lineRule="auto"/>
               <w:rPr>
+                <w:b/>
                 <w:sz w:val="24"/>
               </w:rPr>
             </w:pPr>
@@ -8142,14 +8432,14 @@
             <w:pPr>
               <w:spacing w:before="120" w:after="0" w:line="240" w:lineRule="auto"/>
               <w:rPr>
-                <w:sz w:val="24"/>
-              </w:rPr>
-            </w:pPr>
-            <w:r>
-              <w:rPr>
-                <w:b/>
-                <w:i/>
-                <w:color w:val="FF0000"/>
+                <w:b/>
+                <w:sz w:val="24"/>
+              </w:rPr>
+            </w:pPr>
+            <w:r>
+              <w:rPr>
+                <w:b/>
+                <w:i/>
                 <w:sz w:val="24"/>
               </w:rPr>
               <w:t>O PAGAMENTO DEVE SER RAPIDO</w:t>
@@ -8159,6 +8449,7 @@
         <w:sdt>
           <w:sdtPr>
             <w:rPr>
+              <w:b/>
               <w:sz w:val="24"/>
             </w:rPr>
             <w:id w:val="-1062788165"/>
@@ -8201,12 +8492,15 @@
                 <w:pPr>
                   <w:spacing w:before="120" w:after="0" w:line="240" w:lineRule="auto"/>
                   <w:rPr>
+                    <w:b/>
                     <w:sz w:val="24"/>
                   </w:rPr>
                 </w:pPr>
                 <w:r>
                   <w:rPr>
                     <w:rStyle w:val="TextodoEspaoReservado"/>
+                    <w:b/>
+                    <w:color w:val="auto"/>
                   </w:rPr>
                   <w:t>Escolher um item.</w:t>
                 </w:r>
@@ -8217,7 +8511,7 @@
         <w:sdt>
           <w:sdtPr>
             <w:rPr>
-              <w:color w:val="808080"/>
+              <w:b/>
               <w:sz w:val="24"/>
             </w:rPr>
             <w:id w:val="-843319191"/>
@@ -8245,12 +8539,15 @@
                 <w:pPr>
                   <w:spacing w:before="120" w:after="0" w:line="240" w:lineRule="auto"/>
                   <w:rPr>
+                    <w:b/>
                     <w:sz w:val="24"/>
                   </w:rPr>
                 </w:pPr>
                 <w:r>
                   <w:rPr>
                     <w:rStyle w:val="TextodoEspaoReservado"/>
+                    <w:b/>
+                    <w:color w:val="auto"/>
                   </w:rPr>
                   <w:t>Escolher um item.</w:t>
                 </w:r>
@@ -8302,14 +8599,14 @@
             <w:pPr>
               <w:spacing w:before="120" w:after="0" w:line="240" w:lineRule="auto"/>
               <w:rPr>
-                <w:sz w:val="24"/>
-              </w:rPr>
-            </w:pPr>
-            <w:r>
-              <w:rPr>
-                <w:b/>
-                <w:i/>
-                <w:color w:val="FF0000"/>
+                <w:b/>
+                <w:sz w:val="24"/>
+              </w:rPr>
+            </w:pPr>
+            <w:r>
+              <w:rPr>
+                <w:b/>
+                <w:i/>
                 <w:sz w:val="24"/>
               </w:rPr>
               <w:t>DEVE ESTAR LOGADO NA INTERNET</w:t>
@@ -8319,6 +8616,7 @@
         <w:sdt>
           <w:sdtPr>
             <w:rPr>
+              <w:b/>
               <w:sz w:val="24"/>
             </w:rPr>
             <w:id w:val="-1008511734"/>
@@ -8361,12 +8659,15 @@
                 <w:pPr>
                   <w:spacing w:before="120" w:after="0" w:line="240" w:lineRule="auto"/>
                   <w:rPr>
+                    <w:b/>
                     <w:sz w:val="24"/>
                   </w:rPr>
                 </w:pPr>
                 <w:r>
                   <w:rPr>
                     <w:rStyle w:val="TextodoEspaoReservado"/>
+                    <w:b/>
+                    <w:color w:val="auto"/>
                   </w:rPr>
                   <w:t>Escolher um item.</w:t>
                 </w:r>
@@ -8377,7 +8678,7 @@
         <w:sdt>
           <w:sdtPr>
             <w:rPr>
-              <w:color w:val="808080"/>
+              <w:b/>
               <w:sz w:val="24"/>
             </w:rPr>
             <w:id w:val="-1823739442"/>
@@ -8405,12 +8706,15 @@
                 <w:pPr>
                   <w:spacing w:before="120" w:after="0" w:line="240" w:lineRule="auto"/>
                   <w:rPr>
+                    <w:b/>
                     <w:sz w:val="24"/>
                   </w:rPr>
                 </w:pPr>
                 <w:r>
                   <w:rPr>
                     <w:rStyle w:val="TextodoEspaoReservado"/>
+                    <w:b/>
+                    <w:color w:val="auto"/>
                   </w:rPr>
                   <w:t>Escolher um item.</w:t>
                 </w:r>
@@ -8462,14 +8766,14 @@
             <w:pPr>
               <w:spacing w:before="120" w:after="0" w:line="240" w:lineRule="auto"/>
               <w:rPr>
-                <w:sz w:val="24"/>
-              </w:rPr>
-            </w:pPr>
-            <w:r>
-              <w:rPr>
-                <w:b/>
-                <w:i/>
-                <w:color w:val="FF0000"/>
+                <w:b/>
+                <w:sz w:val="24"/>
+              </w:rPr>
+            </w:pPr>
+            <w:r>
+              <w:rPr>
+                <w:b/>
+                <w:i/>
                 <w:sz w:val="24"/>
               </w:rPr>
               <w:t>O PAGAMENTO DEVE TER CRIPTOGRAFIA DE DADOS</w:t>
@@ -8479,6 +8783,7 @@
         <w:sdt>
           <w:sdtPr>
             <w:rPr>
+              <w:b/>
               <w:sz w:val="24"/>
             </w:rPr>
             <w:id w:val="155585258"/>
@@ -8521,12 +8826,15 @@
                 <w:pPr>
                   <w:spacing w:before="120" w:after="0" w:line="240" w:lineRule="auto"/>
                   <w:rPr>
+                    <w:b/>
                     <w:sz w:val="24"/>
                   </w:rPr>
                 </w:pPr>
                 <w:r>
                   <w:rPr>
                     <w:rStyle w:val="TextodoEspaoReservado"/>
+                    <w:b/>
+                    <w:color w:val="auto"/>
                   </w:rPr>
                   <w:t>Escolher um item.</w:t>
                 </w:r>
@@ -8537,7 +8845,7 @@
         <w:sdt>
           <w:sdtPr>
             <w:rPr>
-              <w:color w:val="808080"/>
+              <w:b/>
               <w:sz w:val="24"/>
             </w:rPr>
             <w:id w:val="-157155262"/>
@@ -8565,12 +8873,15 @@
                 <w:pPr>
                   <w:spacing w:before="120" w:after="0" w:line="240" w:lineRule="auto"/>
                   <w:rPr>
+                    <w:b/>
                     <w:sz w:val="24"/>
                   </w:rPr>
                 </w:pPr>
                 <w:r>
                   <w:rPr>
                     <w:rStyle w:val="TextodoEspaoReservado"/>
+                    <w:b/>
+                    <w:color w:val="auto"/>
                   </w:rPr>
                   <w:t>Escolher um item.</w:t>
                 </w:r>
@@ -8622,16 +8933,16 @@
             <w:pPr>
               <w:spacing w:before="120" w:after="0" w:line="240" w:lineRule="auto"/>
               <w:rPr>
-                <w:sz w:val="24"/>
-              </w:rPr>
-            </w:pPr>
-            <w:bookmarkStart w:id="0" w:name="_GoBack"/>
-            <w:bookmarkEnd w:id="0"/>
+                <w:b/>
+                <w:sz w:val="24"/>
+              </w:rPr>
+            </w:pPr>
           </w:p>
         </w:tc>
         <w:sdt>
           <w:sdtPr>
             <w:rPr>
+              <w:b/>
               <w:sz w:val="24"/>
             </w:rPr>
             <w:id w:val="-91011937"/>
@@ -8674,12 +8985,15 @@
                 <w:pPr>
                   <w:spacing w:before="120" w:after="0" w:line="240" w:lineRule="auto"/>
                   <w:rPr>
+                    <w:b/>
                     <w:sz w:val="24"/>
                   </w:rPr>
                 </w:pPr>
                 <w:r>
                   <w:rPr>
                     <w:rStyle w:val="TextodoEspaoReservado"/>
+                    <w:b/>
+                    <w:color w:val="auto"/>
                   </w:rPr>
                   <w:t>Escolher um item.</w:t>
                 </w:r>
@@ -8690,7 +9004,7 @@
         <w:sdt>
           <w:sdtPr>
             <w:rPr>
-              <w:color w:val="808080"/>
+              <w:b/>
               <w:sz w:val="24"/>
             </w:rPr>
             <w:id w:val="-522476036"/>
@@ -8718,12 +9032,15 @@
                 <w:pPr>
                   <w:spacing w:before="120" w:after="0" w:line="240" w:lineRule="auto"/>
                   <w:rPr>
+                    <w:b/>
                     <w:sz w:val="24"/>
                   </w:rPr>
                 </w:pPr>
                 <w:r>
                   <w:rPr>
                     <w:rStyle w:val="TextodoEspaoReservado"/>
+                    <w:b/>
+                    <w:color w:val="auto"/>
                   </w:rPr>
                   <w:t>Escolher um item.</w:t>
                 </w:r>
@@ -8775,6 +9092,7 @@
             <w:pPr>
               <w:spacing w:before="120" w:after="0" w:line="240" w:lineRule="auto"/>
               <w:rPr>
+                <w:b/>
                 <w:sz w:val="24"/>
               </w:rPr>
             </w:pPr>
@@ -8783,6 +9101,7 @@
         <w:sdt>
           <w:sdtPr>
             <w:rPr>
+              <w:b/>
               <w:sz w:val="24"/>
             </w:rPr>
             <w:id w:val="1693949510"/>
@@ -8825,12 +9144,15 @@
                 <w:pPr>
                   <w:spacing w:before="120" w:after="0" w:line="240" w:lineRule="auto"/>
                   <w:rPr>
+                    <w:b/>
                     <w:sz w:val="24"/>
                   </w:rPr>
                 </w:pPr>
                 <w:r>
                   <w:rPr>
                     <w:rStyle w:val="TextodoEspaoReservado"/>
+                    <w:b/>
+                    <w:color w:val="auto"/>
                   </w:rPr>
                   <w:t>Escolher um item.</w:t>
                 </w:r>
@@ -8841,7 +9163,7 @@
         <w:sdt>
           <w:sdtPr>
             <w:rPr>
-              <w:color w:val="808080"/>
+              <w:b/>
               <w:sz w:val="24"/>
             </w:rPr>
             <w:id w:val="1719699969"/>
@@ -8869,12 +9191,15 @@
                 <w:pPr>
                   <w:spacing w:before="120" w:after="0" w:line="240" w:lineRule="auto"/>
                   <w:rPr>
+                    <w:b/>
                     <w:sz w:val="24"/>
                   </w:rPr>
                 </w:pPr>
                 <w:r>
                   <w:rPr>
                     <w:rStyle w:val="TextodoEspaoReservado"/>
+                    <w:b/>
+                    <w:color w:val="auto"/>
                   </w:rPr>
                   <w:t>Escolher um item.</w:t>
                 </w:r>
@@ -8889,7 +9214,6 @@
         <w:rPr>
           <w:b/>
           <w:i/>
-          <w:color w:val="FF0000"/>
           <w:sz w:val="24"/>
           <w:szCs w:val="24"/>
           <w:u w:val="single"/>
@@ -9003,12 +9327,14 @@
             <w:pPr>
               <w:spacing w:before="120" w:after="120" w:line="240" w:lineRule="auto"/>
               <w:rPr>
-                <w:i/>
-                <w:sz w:val="24"/>
-              </w:rPr>
-            </w:pPr>
-            <w:r>
-              <w:rPr>
+                <w:b/>
+                <w:i/>
+                <w:sz w:val="24"/>
+              </w:rPr>
+            </w:pPr>
+            <w:r>
+              <w:rPr>
+                <w:b/>
                 <w:i/>
                 <w:sz w:val="24"/>
               </w:rPr>
@@ -9069,13 +9395,14 @@
             <w:pPr>
               <w:spacing w:before="120" w:after="0" w:line="240" w:lineRule="auto"/>
               <w:rPr>
-                <w:sz w:val="24"/>
-              </w:rPr>
-            </w:pPr>
-            <w:r>
-              <w:rPr>
-                <w:i/>
-                <w:color w:val="FF0000"/>
+                <w:b/>
+                <w:sz w:val="24"/>
+              </w:rPr>
+            </w:pPr>
+            <w:r>
+              <w:rPr>
+                <w:b/>
+                <w:i/>
                 <w:sz w:val="24"/>
               </w:rPr>
               <w:t>O USUARIO TERA A OPÇÃO DE COMPARTILHAS O COMPROVANTE DE PAGAMENTO DA CONTA QUE FOI PAGA.</w:t>
@@ -9085,6 +9412,7 @@
             <w:pPr>
               <w:spacing w:before="120" w:after="0" w:line="240" w:lineRule="auto"/>
               <w:rPr>
+                <w:b/>
                 <w:sz w:val="24"/>
               </w:rPr>
             </w:pPr>
@@ -9093,6 +9421,7 @@
             <w:pPr>
               <w:spacing w:before="120" w:after="0" w:line="240" w:lineRule="auto"/>
               <w:rPr>
+                <w:b/>
                 <w:sz w:val="24"/>
               </w:rPr>
             </w:pPr>
@@ -9101,6 +9430,7 @@
             <w:pPr>
               <w:spacing w:before="120" w:after="0" w:line="240" w:lineRule="auto"/>
               <w:rPr>
+                <w:b/>
                 <w:sz w:val="24"/>
               </w:rPr>
             </w:pPr>
@@ -9279,14 +9609,14 @@
             <w:pPr>
               <w:spacing w:before="120" w:after="0" w:line="240" w:lineRule="auto"/>
               <w:rPr>
-                <w:sz w:val="24"/>
-              </w:rPr>
-            </w:pPr>
-            <w:r>
-              <w:rPr>
-                <w:b/>
-                <w:i/>
-                <w:color w:val="FF0000"/>
+                <w:b/>
+                <w:sz w:val="24"/>
+              </w:rPr>
+            </w:pPr>
+            <w:r>
+              <w:rPr>
+                <w:b/>
+                <w:i/>
                 <w:sz w:val="24"/>
               </w:rPr>
               <w:t>O COMPARTILHAMENTO DEVE SER EM PDF</w:t>
@@ -9296,6 +9626,7 @@
         <w:sdt>
           <w:sdtPr>
             <w:rPr>
+              <w:b/>
               <w:sz w:val="24"/>
             </w:rPr>
             <w:id w:val="-863905277"/>
@@ -9338,12 +9669,15 @@
                 <w:pPr>
                   <w:spacing w:before="120" w:after="0" w:line="240" w:lineRule="auto"/>
                   <w:rPr>
+                    <w:b/>
                     <w:sz w:val="24"/>
                   </w:rPr>
                 </w:pPr>
                 <w:r>
                   <w:rPr>
                     <w:rStyle w:val="TextodoEspaoReservado"/>
+                    <w:b/>
+                    <w:color w:val="auto"/>
                   </w:rPr>
                   <w:t>Escolher um item.</w:t>
                 </w:r>
@@ -9354,7 +9688,7 @@
         <w:sdt>
           <w:sdtPr>
             <w:rPr>
-              <w:color w:val="808080"/>
+              <w:b/>
               <w:sz w:val="24"/>
             </w:rPr>
             <w:id w:val="805668150"/>
@@ -9382,12 +9716,15 @@
                 <w:pPr>
                   <w:spacing w:before="120" w:after="0" w:line="240" w:lineRule="auto"/>
                   <w:rPr>
+                    <w:b/>
                     <w:sz w:val="24"/>
                   </w:rPr>
                 </w:pPr>
                 <w:r>
                   <w:rPr>
                     <w:rStyle w:val="TextodoEspaoReservado"/>
+                    <w:b/>
+                    <w:color w:val="auto"/>
                   </w:rPr>
                   <w:t>Escolher um item.</w:t>
                 </w:r>
@@ -9439,14 +9776,14 @@
             <w:pPr>
               <w:spacing w:before="120" w:after="0" w:line="240" w:lineRule="auto"/>
               <w:rPr>
-                <w:sz w:val="24"/>
-              </w:rPr>
-            </w:pPr>
-            <w:r>
-              <w:rPr>
-                <w:b/>
-                <w:i/>
-                <w:color w:val="FF0000"/>
+                <w:b/>
+                <w:sz w:val="24"/>
+              </w:rPr>
+            </w:pPr>
+            <w:r>
+              <w:rPr>
+                <w:b/>
+                <w:i/>
                 <w:sz w:val="24"/>
               </w:rPr>
               <w:t>NÃO É PERMITIDO PRINT DA TELA DE COMPARTILHAMENTO</w:t>
@@ -9456,6 +9793,7 @@
         <w:sdt>
           <w:sdtPr>
             <w:rPr>
+              <w:b/>
               <w:sz w:val="24"/>
             </w:rPr>
             <w:id w:val="-1246413047"/>
@@ -9498,12 +9836,15 @@
                 <w:pPr>
                   <w:spacing w:before="120" w:after="0" w:line="240" w:lineRule="auto"/>
                   <w:rPr>
+                    <w:b/>
                     <w:sz w:val="24"/>
                   </w:rPr>
                 </w:pPr>
                 <w:r>
                   <w:rPr>
                     <w:rStyle w:val="TextodoEspaoReservado"/>
+                    <w:b/>
+                    <w:color w:val="auto"/>
                   </w:rPr>
                   <w:t>Escolher um item.</w:t>
                 </w:r>
@@ -9514,7 +9855,7 @@
         <w:sdt>
           <w:sdtPr>
             <w:rPr>
-              <w:color w:val="808080"/>
+              <w:b/>
               <w:sz w:val="24"/>
             </w:rPr>
             <w:id w:val="504869659"/>
@@ -9542,12 +9883,15 @@
                 <w:pPr>
                   <w:spacing w:before="120" w:after="0" w:line="240" w:lineRule="auto"/>
                   <w:rPr>
+                    <w:b/>
                     <w:sz w:val="24"/>
                   </w:rPr>
                 </w:pPr>
                 <w:r>
                   <w:rPr>
                     <w:rStyle w:val="TextodoEspaoReservado"/>
+                    <w:b/>
+                    <w:color w:val="auto"/>
                   </w:rPr>
                   <w:t>Escolher um item.</w:t>
                 </w:r>
@@ -9599,6 +9943,7 @@
             <w:pPr>
               <w:spacing w:before="120" w:after="0" w:line="240" w:lineRule="auto"/>
               <w:rPr>
+                <w:b/>
                 <w:sz w:val="24"/>
               </w:rPr>
             </w:pPr>
@@ -9607,6 +9952,7 @@
         <w:sdt>
           <w:sdtPr>
             <w:rPr>
+              <w:b/>
               <w:sz w:val="24"/>
             </w:rPr>
             <w:id w:val="-275647966"/>
@@ -9649,12 +9995,15 @@
                 <w:pPr>
                   <w:spacing w:before="120" w:after="0" w:line="240" w:lineRule="auto"/>
                   <w:rPr>
+                    <w:b/>
                     <w:sz w:val="24"/>
                   </w:rPr>
                 </w:pPr>
                 <w:r>
                   <w:rPr>
                     <w:rStyle w:val="TextodoEspaoReservado"/>
+                    <w:b/>
+                    <w:color w:val="auto"/>
                   </w:rPr>
                   <w:t>Escolher um item.</w:t>
                 </w:r>
@@ -9665,7 +10014,7 @@
         <w:sdt>
           <w:sdtPr>
             <w:rPr>
-              <w:color w:val="808080"/>
+              <w:b/>
               <w:sz w:val="24"/>
             </w:rPr>
             <w:id w:val="595216331"/>
@@ -9693,12 +10042,15 @@
                 <w:pPr>
                   <w:spacing w:before="120" w:after="0" w:line="240" w:lineRule="auto"/>
                   <w:rPr>
+                    <w:b/>
                     <w:sz w:val="24"/>
                   </w:rPr>
                 </w:pPr>
                 <w:r>
                   <w:rPr>
                     <w:rStyle w:val="TextodoEspaoReservado"/>
+                    <w:b/>
+                    <w:color w:val="auto"/>
                   </w:rPr>
                   <w:t>Escolher um item.</w:t>
                 </w:r>
@@ -9750,6 +10102,7 @@
             <w:pPr>
               <w:spacing w:before="120" w:after="0" w:line="240" w:lineRule="auto"/>
               <w:rPr>
+                <w:b/>
                 <w:sz w:val="24"/>
               </w:rPr>
             </w:pPr>
@@ -9758,6 +10111,7 @@
         <w:sdt>
           <w:sdtPr>
             <w:rPr>
+              <w:b/>
               <w:sz w:val="24"/>
             </w:rPr>
             <w:id w:val="-287905063"/>
@@ -9800,12 +10154,15 @@
                 <w:pPr>
                   <w:spacing w:before="120" w:after="0" w:line="240" w:lineRule="auto"/>
                   <w:rPr>
+                    <w:b/>
                     <w:sz w:val="24"/>
                   </w:rPr>
                 </w:pPr>
                 <w:r>
                   <w:rPr>
                     <w:rStyle w:val="TextodoEspaoReservado"/>
+                    <w:b/>
+                    <w:color w:val="auto"/>
                   </w:rPr>
                   <w:t>Escolher um item.</w:t>
                 </w:r>
@@ -9816,7 +10173,7 @@
         <w:sdt>
           <w:sdtPr>
             <w:rPr>
-              <w:color w:val="808080"/>
+              <w:b/>
               <w:sz w:val="24"/>
             </w:rPr>
             <w:id w:val="-1013998145"/>
@@ -9844,12 +10201,15 @@
                 <w:pPr>
                   <w:spacing w:before="120" w:after="0" w:line="240" w:lineRule="auto"/>
                   <w:rPr>
+                    <w:b/>
                     <w:sz w:val="24"/>
                   </w:rPr>
                 </w:pPr>
                 <w:r>
                   <w:rPr>
                     <w:rStyle w:val="TextodoEspaoReservado"/>
+                    <w:b/>
+                    <w:color w:val="auto"/>
                   </w:rPr>
                   <w:t>Escolher um item.</w:t>
                 </w:r>
@@ -9901,6 +10261,7 @@
             <w:pPr>
               <w:spacing w:before="120" w:after="0" w:line="240" w:lineRule="auto"/>
               <w:rPr>
+                <w:b/>
                 <w:sz w:val="24"/>
               </w:rPr>
             </w:pPr>
@@ -9909,6 +10270,7 @@
         <w:sdt>
           <w:sdtPr>
             <w:rPr>
+              <w:b/>
               <w:sz w:val="24"/>
             </w:rPr>
             <w:id w:val="-1946213604"/>
@@ -9951,12 +10313,15 @@
                 <w:pPr>
                   <w:spacing w:before="120" w:after="0" w:line="240" w:lineRule="auto"/>
                   <w:rPr>
+                    <w:b/>
                     <w:sz w:val="24"/>
                   </w:rPr>
                 </w:pPr>
                 <w:r>
                   <w:rPr>
                     <w:rStyle w:val="TextodoEspaoReservado"/>
+                    <w:b/>
+                    <w:color w:val="auto"/>
                   </w:rPr>
                   <w:t>Escolher um item.</w:t>
                 </w:r>
@@ -9967,7 +10332,7 @@
         <w:sdt>
           <w:sdtPr>
             <w:rPr>
-              <w:color w:val="808080"/>
+              <w:b/>
               <w:sz w:val="24"/>
             </w:rPr>
             <w:id w:val="732199955"/>
@@ -9995,12 +10360,15 @@
                 <w:pPr>
                   <w:spacing w:before="120" w:after="0" w:line="240" w:lineRule="auto"/>
                   <w:rPr>
+                    <w:b/>
                     <w:sz w:val="24"/>
                   </w:rPr>
                 </w:pPr>
                 <w:r>
                   <w:rPr>
                     <w:rStyle w:val="TextodoEspaoReservado"/>
+                    <w:b/>
+                    <w:color w:val="auto"/>
                   </w:rPr>
                   <w:t>Escolher um item.</w:t>
                 </w:r>
@@ -10015,7 +10383,6 @@
         <w:rPr>
           <w:b/>
           <w:i/>
-          <w:color w:val="FF0000"/>
           <w:sz w:val="24"/>
           <w:szCs w:val="24"/>
           <w:u w:val="single"/>
@@ -14186,31 +14553,8 @@
                 <w:i/>
                 <w:color w:val="FF0000"/>
                 <w:sz w:val="24"/>
-                <w:highlight w:val="yellow"/>
-              </w:rPr>
-              <w:t>(</w:t>
-            </w:r>
-            <w:r>
-              <w:rPr>
-                <w:b/>
-                <w:i/>
-                <w:color w:val="FF0000"/>
-                <w:sz w:val="24"/>
-                <w:highlight w:val="yellow"/>
-                <w:u w:val="single"/>
-                <w:shd w:val="clear" w:color="auto" w:fill="000000" w:themeFill="text1"/>
-              </w:rPr>
-              <w:t xml:space="preserve">  Não usar verbo no infinitivo  </w:t>
-            </w:r>
-            <w:r>
-              <w:rPr>
-                <w:b/>
-                <w:i/>
-                <w:color w:val="FF0000"/>
-                <w:sz w:val="24"/>
-                <w:highlight w:val="yellow"/>
-              </w:rPr>
-              <w:t>)</w:t>
+              </w:rPr>
+              <w:t>O sistema deve responder rapidamente para o usuário</w:t>
             </w:r>
           </w:p>
         </w:tc>
@@ -14223,7 +14567,6 @@
             <w:placeholder>
               <w:docPart w:val="D31693B600984AB9A1E11B80CE8CEB5D"/>
             </w:placeholder>
-            <w:showingPlcHdr/>
             <w:comboBox>
               <w:listItem w:displayText="Acessibilidade" w:value="Acessibilidade"/>
               <w:listItem w:displayText="Armazenamento" w:value="Armazenamento"/>
@@ -14264,9 +14607,9 @@
                 </w:pPr>
                 <w:r>
                   <w:rPr>
-                    <w:rStyle w:val="TextodoEspaoReservado"/>
+                    <w:sz w:val="24"/>
                   </w:rPr>
-                  <w:t>Escolher um item.</w:t>
+                  <w:t>Eficiência</w:t>
                 </w:r>
               </w:p>
             </w:tc>
@@ -14282,7 +14625,6 @@
             <w:placeholder>
               <w:docPart w:val="A84F01BBA1F5429A9D94CD62EDD03B80"/>
             </w:placeholder>
-            <w:showingPlcHdr/>
             <w:comboBox>
               <w:listItem w:displayText="Obrigatório" w:value="Obrigatório"/>
               <w:listItem w:displayText="Desejável" w:value="Desejável"/>
@@ -14308,9 +14650,10 @@
                 </w:pPr>
                 <w:r>
                   <w:rPr>
-                    <w:rStyle w:val="TextodoEspaoReservado"/>
+                    <w:color w:val="808080"/>
+                    <w:sz w:val="24"/>
                   </w:rPr>
-                  <w:t>Escolher um item.</w:t>
+                  <w:t>Obrigatório</w:t>
                 </w:r>
               </w:p>
             </w:tc>
@@ -14368,31 +14711,8 @@
                 <w:i/>
                 <w:color w:val="FF0000"/>
                 <w:sz w:val="24"/>
-                <w:highlight w:val="yellow"/>
-              </w:rPr>
-              <w:t>(</w:t>
-            </w:r>
-            <w:r>
-              <w:rPr>
-                <w:b/>
-                <w:i/>
-                <w:color w:val="FF0000"/>
-                <w:sz w:val="24"/>
-                <w:highlight w:val="yellow"/>
-                <w:u w:val="single"/>
-                <w:shd w:val="clear" w:color="auto" w:fill="000000" w:themeFill="text1"/>
-              </w:rPr>
-              <w:t xml:space="preserve">  Não usar verbo no infinitivo  </w:t>
-            </w:r>
-            <w:r>
-              <w:rPr>
-                <w:b/>
-                <w:i/>
-                <w:color w:val="FF0000"/>
-                <w:sz w:val="24"/>
-                <w:highlight w:val="yellow"/>
-              </w:rPr>
-              <w:t>)</w:t>
+              </w:rPr>
+              <w:t>O sistema deve ser utilizado com SO Windows</w:t>
             </w:r>
           </w:p>
         </w:tc>
@@ -14405,7 +14725,6 @@
             <w:placeholder>
               <w:docPart w:val="1C4C1BF43F124384B26B799EDEE08692"/>
             </w:placeholder>
-            <w:showingPlcHdr/>
             <w:comboBox>
               <w:listItem w:displayText="Acessibilidade" w:value="Acessibilidade"/>
               <w:listItem w:displayText="Armazenamento" w:value="Armazenamento"/>
@@ -14446,9 +14765,9 @@
                 </w:pPr>
                 <w:r>
                   <w:rPr>
-                    <w:rStyle w:val="TextodoEspaoReservado"/>
+                    <w:sz w:val="24"/>
                   </w:rPr>
-                  <w:t>Escolher um item.</w:t>
+                  <w:t>Disponibilidade</w:t>
                 </w:r>
               </w:p>
             </w:tc>
@@ -14464,7 +14783,6 @@
             <w:placeholder>
               <w:docPart w:val="94A52F1C0A4B4AABA1F60E800FC0F823"/>
             </w:placeholder>
-            <w:showingPlcHdr/>
             <w:comboBox>
               <w:listItem w:displayText="Obrigatório" w:value="Obrigatório"/>
               <w:listItem w:displayText="Desejável" w:value="Desejável"/>
@@ -14490,9 +14808,10 @@
                 </w:pPr>
                 <w:r>
                   <w:rPr>
-                    <w:rStyle w:val="TextodoEspaoReservado"/>
+                    <w:color w:val="808080"/>
+                    <w:sz w:val="24"/>
                   </w:rPr>
-                  <w:t>Escolher um item.</w:t>
+                  <w:t>Obrigatório</w:t>
                 </w:r>
               </w:p>
             </w:tc>
@@ -14550,31 +14869,8 @@
                 <w:i/>
                 <w:color w:val="FF0000"/>
                 <w:sz w:val="24"/>
-                <w:highlight w:val="yellow"/>
-              </w:rPr>
-              <w:t>(</w:t>
-            </w:r>
-            <w:r>
-              <w:rPr>
-                <w:b/>
-                <w:i/>
-                <w:color w:val="FF0000"/>
-                <w:sz w:val="24"/>
-                <w:highlight w:val="yellow"/>
-                <w:u w:val="single"/>
-                <w:shd w:val="clear" w:color="auto" w:fill="000000" w:themeFill="text1"/>
-              </w:rPr>
-              <w:t xml:space="preserve">  Não usar verbo no infinitivo  </w:t>
-            </w:r>
-            <w:r>
-              <w:rPr>
-                <w:b/>
-                <w:i/>
-                <w:color w:val="FF0000"/>
-                <w:sz w:val="24"/>
-                <w:highlight w:val="yellow"/>
-              </w:rPr>
-              <w:t>)</w:t>
+              </w:rPr>
+              <w:t>O sistema deve utilizar internet</w:t>
             </w:r>
           </w:p>
         </w:tc>
@@ -14587,7 +14883,6 @@
             <w:placeholder>
               <w:docPart w:val="8F7FA41BF55B40EC8AD3FABF3E815EE4"/>
             </w:placeholder>
-            <w:showingPlcHdr/>
             <w:comboBox>
               <w:listItem w:displayText="Acessibilidade" w:value="Acessibilidade"/>
               <w:listItem w:displayText="Armazenamento" w:value="Armazenamento"/>
@@ -14628,9 +14923,9 @@
                 </w:pPr>
                 <w:r>
                   <w:rPr>
-                    <w:rStyle w:val="TextodoEspaoReservado"/>
+                    <w:sz w:val="24"/>
                   </w:rPr>
-                  <w:t>Escolher um item.</w:t>
+                  <w:t>Interoperabilidade</w:t>
                 </w:r>
               </w:p>
             </w:tc>
@@ -14646,7 +14941,6 @@
             <w:placeholder>
               <w:docPart w:val="E065846D1FBB4F0180D47C97469BFF8E"/>
             </w:placeholder>
-            <w:showingPlcHdr/>
             <w:comboBox>
               <w:listItem w:displayText="Obrigatório" w:value="Obrigatório"/>
               <w:listItem w:displayText="Desejável" w:value="Desejável"/>
@@ -14672,9 +14966,10 @@
                 </w:pPr>
                 <w:r>
                   <w:rPr>
-                    <w:rStyle w:val="TextodoEspaoReservado"/>
+                    <w:color w:val="808080"/>
+                    <w:sz w:val="24"/>
                   </w:rPr>
-                  <w:t>Escolher um item.</w:t>
+                  <w:t>Obrigatório</w:t>
                 </w:r>
               </w:p>
             </w:tc>
@@ -14726,38 +15021,6 @@
                 <w:sz w:val="24"/>
               </w:rPr>
             </w:pPr>
-            <w:r>
-              <w:rPr>
-                <w:b/>
-                <w:i/>
-                <w:color w:val="FF0000"/>
-                <w:sz w:val="24"/>
-                <w:highlight w:val="yellow"/>
-              </w:rPr>
-              <w:t>(</w:t>
-            </w:r>
-            <w:r>
-              <w:rPr>
-                <w:b/>
-                <w:i/>
-                <w:color w:val="FF0000"/>
-                <w:sz w:val="24"/>
-                <w:highlight w:val="yellow"/>
-                <w:u w:val="single"/>
-                <w:shd w:val="clear" w:color="auto" w:fill="000000" w:themeFill="text1"/>
-              </w:rPr>
-              <w:t xml:space="preserve">  Não usar verbo no infinitivo  </w:t>
-            </w:r>
-            <w:r>
-              <w:rPr>
-                <w:b/>
-                <w:i/>
-                <w:color w:val="FF0000"/>
-                <w:sz w:val="24"/>
-                <w:highlight w:val="yellow"/>
-              </w:rPr>
-              <w:t>)</w:t>
-            </w:r>
           </w:p>
         </w:tc>
         <w:sdt>
@@ -14908,38 +15171,6 @@
                 <w:sz w:val="24"/>
               </w:rPr>
             </w:pPr>
-            <w:r>
-              <w:rPr>
-                <w:b/>
-                <w:i/>
-                <w:color w:val="FF0000"/>
-                <w:sz w:val="24"/>
-                <w:highlight w:val="yellow"/>
-              </w:rPr>
-              <w:t>(</w:t>
-            </w:r>
-            <w:r>
-              <w:rPr>
-                <w:b/>
-                <w:i/>
-                <w:color w:val="FF0000"/>
-                <w:sz w:val="24"/>
-                <w:highlight w:val="yellow"/>
-                <w:u w:val="single"/>
-                <w:shd w:val="clear" w:color="auto" w:fill="000000" w:themeFill="text1"/>
-              </w:rPr>
-              <w:t xml:space="preserve">  Não usar verbo no infinitivo  </w:t>
-            </w:r>
-            <w:r>
-              <w:rPr>
-                <w:b/>
-                <w:i/>
-                <w:color w:val="FF0000"/>
-                <w:sz w:val="24"/>
-                <w:highlight w:val="yellow"/>
-              </w:rPr>
-              <w:t>)</w:t>
-            </w:r>
           </w:p>
         </w:tc>
         <w:sdt>
@@ -15090,38 +15321,6 @@
                 <w:sz w:val="24"/>
               </w:rPr>
             </w:pPr>
-            <w:r>
-              <w:rPr>
-                <w:b/>
-                <w:i/>
-                <w:color w:val="FF0000"/>
-                <w:sz w:val="24"/>
-                <w:highlight w:val="yellow"/>
-              </w:rPr>
-              <w:t>(</w:t>
-            </w:r>
-            <w:r>
-              <w:rPr>
-                <w:b/>
-                <w:i/>
-                <w:color w:val="FF0000"/>
-                <w:sz w:val="24"/>
-                <w:highlight w:val="yellow"/>
-                <w:u w:val="single"/>
-                <w:shd w:val="clear" w:color="auto" w:fill="000000" w:themeFill="text1"/>
-              </w:rPr>
-              <w:t xml:space="preserve">  Não usar verbo no infinitivo  </w:t>
-            </w:r>
-            <w:r>
-              <w:rPr>
-                <w:b/>
-                <w:i/>
-                <w:color w:val="FF0000"/>
-                <w:sz w:val="24"/>
-                <w:highlight w:val="yellow"/>
-              </w:rPr>
-              <w:t>)</w:t>
-            </w:r>
           </w:p>
         </w:tc>
         <w:sdt>
@@ -15272,38 +15471,6 @@
                 <w:sz w:val="24"/>
               </w:rPr>
             </w:pPr>
-            <w:r>
-              <w:rPr>
-                <w:b/>
-                <w:i/>
-                <w:color w:val="FF0000"/>
-                <w:sz w:val="24"/>
-                <w:highlight w:val="yellow"/>
-              </w:rPr>
-              <w:t>(</w:t>
-            </w:r>
-            <w:r>
-              <w:rPr>
-                <w:b/>
-                <w:i/>
-                <w:color w:val="FF0000"/>
-                <w:sz w:val="24"/>
-                <w:highlight w:val="yellow"/>
-                <w:u w:val="single"/>
-                <w:shd w:val="clear" w:color="auto" w:fill="000000" w:themeFill="text1"/>
-              </w:rPr>
-              <w:t xml:space="preserve">  Não usar verbo no infinitivo  </w:t>
-            </w:r>
-            <w:r>
-              <w:rPr>
-                <w:b/>
-                <w:i/>
-                <w:color w:val="FF0000"/>
-                <w:sz w:val="24"/>
-                <w:highlight w:val="yellow"/>
-              </w:rPr>
-              <w:t>)</w:t>
-            </w:r>
           </w:p>
         </w:tc>
         <w:sdt>
@@ -15410,20 +15577,6 @@
         </w:sdt>
       </w:tr>
     </w:tbl>
-    <w:p>
-      <w:r>
-        <w:rPr>
-          <w:b/>
-          <w:i/>
-          <w:color w:val="FF0000"/>
-          <w:sz w:val="24"/>
-          <w:szCs w:val="24"/>
-          <w:highlight w:val="yellow"/>
-          <w:u w:val="single"/>
-        </w:rPr>
-        <w:t>DEPOIS DE PREENCHIDO, APAGAR O TEXTO EM VERMELHO</w:t>
-      </w:r>
-    </w:p>
     <w:p/>
     <w:sectPr>
       <w:headerReference w:type="default" r:id="rId14"/>
@@ -15704,7 +15857,7 @@
         <w:sz w:val="16"/>
         <w:szCs w:val="16"/>
       </w:rPr>
-      <w:t>7</w:t>
+      <w:t>13</w:t>
     </w:r>
     <w:r>
       <w:rPr>
@@ -17103,7 +17256,6 @@
     <w:lsdException w:name="Table Web 2" w:semiHidden="1" w:unhideWhenUsed="1"/>
     <w:lsdException w:name="Table Web 3" w:semiHidden="1" w:unhideWhenUsed="1"/>
     <w:lsdException w:name="Balloon Text" w:semiHidden="1" w:qFormat="1"/>
-    <w:lsdException w:name="Table Grid" w:semiHidden="1" w:unhideWhenUsed="1"/>
     <w:lsdException w:name="Table Theme" w:semiHidden="1" w:unhideWhenUsed="1"/>
     <w:lsdException w:name="Placeholder Text" w:semiHidden="1" w:uiPriority="99"/>
     <w:lsdException w:name="No Spacing" w:uiPriority="99"/>
@@ -20391,6 +20543,7 @@
     <w:rsidRoot w:val="005D2434"/>
     <w:rsid w:val="00047AE3"/>
     <w:rsid w:val="00066164"/>
+    <w:rsid w:val="000736F6"/>
     <w:rsid w:val="000A095F"/>
     <w:rsid w:val="001278D2"/>
     <w:rsid w:val="00197A92"/>
@@ -20416,6 +20569,7 @@
     <w:rsid w:val="007A104E"/>
     <w:rsid w:val="007E27FD"/>
     <w:rsid w:val="008A3CF8"/>
+    <w:rsid w:val="008F38B3"/>
     <w:rsid w:val="00A34832"/>
     <w:rsid w:val="00B533A2"/>
     <w:rsid w:val="00BB2F32"/>
@@ -20615,7 +20769,6 @@
     <w:lsdException w:name="Table Web 2" w:semiHidden="1" w:unhideWhenUsed="1"/>
     <w:lsdException w:name="Table Web 3" w:semiHidden="1" w:unhideWhenUsed="1"/>
     <w:lsdException w:name="Balloon Text" w:semiHidden="1" w:unhideWhenUsed="1"/>
-    <w:lsdException w:name="Table Grid" w:semiHidden="1" w:unhideWhenUsed="1"/>
     <w:lsdException w:name="Table Theme" w:semiHidden="1" w:unhideWhenUsed="1"/>
     <w:lsdException w:name="Placeholder Text" w:semiHidden="1"/>
     <w:lsdException w:name="Light Shading"/>
@@ -22221,18 +22374,18 @@
 </file>
 
 <file path=customXml/item1.xml><?xml version="1.0" encoding="utf-8"?>
-<p:properties xmlns:p="http://schemas.microsoft.com/office/2006/metadata/properties" xmlns:xsi="http://www.w3.org/2001/XMLSchema-instance" xmlns:pc="http://schemas.microsoft.com/office/infopath/2007/PartnerControls">
-  <documentManagement/>
-</p:properties>
-</file>
-
-<file path=customXml/item2.xml><?xml version="1.0" encoding="utf-8"?>
 <?mso-contentType ?>
 <FormTemplates xmlns="http://schemas.microsoft.com/sharepoint/v3/contenttype/forms">
   <Display>DocumentLibraryForm</Display>
   <Edit>DocumentLibraryForm</Edit>
   <New>DocumentLibraryForm</New>
 </FormTemplates>
+</file>
+
+<file path=customXml/item2.xml><?xml version="1.0" encoding="utf-8"?>
+<p:properties xmlns:p="http://schemas.microsoft.com/office/2006/metadata/properties" xmlns:xsi="http://www.w3.org/2001/XMLSchema-instance" xmlns:pc="http://schemas.microsoft.com/office/infopath/2007/PartnerControls">
+  <documentManagement/>
+</p:properties>
 </file>
 
 <file path=customXml/item3.xml><?xml version="1.0" encoding="utf-8"?>
@@ -22378,18 +22531,18 @@
 </file>
 
 <file path=customXml/itemProps1.xml><?xml version="1.0" encoding="utf-8"?>
-<ds:datastoreItem xmlns:ds="http://schemas.openxmlformats.org/officeDocument/2006/customXml" ds:itemID="{B5B0094D-6F90-418A-A6D3-E51A5C5AB460}">
+<ds:datastoreItem xmlns:ds="http://schemas.openxmlformats.org/officeDocument/2006/customXml" ds:itemID="{32D32157-1200-47DA-9A54-008E7A271811}">
   <ds:schemaRefs>
-    <ds:schemaRef ds:uri="http://schemas.microsoft.com/office/2006/metadata/properties"/>
-    <ds:schemaRef ds:uri="http://schemas.microsoft.com/office/infopath/2007/PartnerControls"/>
+    <ds:schemaRef ds:uri="http://schemas.microsoft.com/sharepoint/v3/contenttype/forms"/>
   </ds:schemaRefs>
 </ds:datastoreItem>
 </file>
 
 <file path=customXml/itemProps2.xml><?xml version="1.0" encoding="utf-8"?>
-<ds:datastoreItem xmlns:ds="http://schemas.openxmlformats.org/officeDocument/2006/customXml" ds:itemID="{32D32157-1200-47DA-9A54-008E7A271811}">
+<ds:datastoreItem xmlns:ds="http://schemas.openxmlformats.org/officeDocument/2006/customXml" ds:itemID="{B5B0094D-6F90-418A-A6D3-E51A5C5AB460}">
   <ds:schemaRefs>
-    <ds:schemaRef ds:uri="http://schemas.microsoft.com/sharepoint/v3/contenttype/forms"/>
+    <ds:schemaRef ds:uri="http://schemas.microsoft.com/office/2006/metadata/properties"/>
+    <ds:schemaRef ds:uri="http://schemas.microsoft.com/office/infopath/2007/PartnerControls"/>
   </ds:schemaRefs>
 </ds:datastoreItem>
 </file>
@@ -22413,7 +22566,7 @@
 </file>
 
 <file path=customXml/itemProps4.xml><?xml version="1.0" encoding="utf-8"?>
-<ds:datastoreItem xmlns:ds="http://schemas.openxmlformats.org/officeDocument/2006/customXml" ds:itemID="{1268C11C-ED64-4C42-8758-E44295B82F8D}">
+<ds:datastoreItem xmlns:ds="http://schemas.openxmlformats.org/officeDocument/2006/customXml" ds:itemID="{0944B8A8-D2FE-47DA-9383-55ADA6187E0A}">
   <ds:schemaRefs>
     <ds:schemaRef ds:uri="http://schemas.openxmlformats.org/officeDocument/2006/bibliography"/>
   </ds:schemaRefs>
